--- a/downloads/documents/04 Units/Unit 01 - Nutrition and Wellness - Kitchen Skills and Smart Eating/Lesson 01.06 - Measuring and the Silent Measurement Challenge.docx
+++ b/downloads/documents/04 Units/Unit 01 - Nutrition and Wellness - Kitchen Skills and Smart Eating/Lesson 01.06 - Measuring and the Silent Measurement Challenge.docx
@@ -297,7 +297,7 @@
         <w:t xml:space="preserve">Vocabulary 01.md</w:t>
       </w:r>
       <w:r>
-        <w:t xml:space="preserve">) for Turkish, Portuguese, and Spanish.</w:t>
+        <w:t xml:space="preserve">) for Spanish.</w:t>
       </w:r>
     </w:p>
     <w:p>
@@ -1275,7 +1275,7 @@
         <w:pStyle w:val="Compact"/>
       </w:pPr>
       <w:r>
-        <w:t xml:space="preserve">ELL: the Challenge is silent by design, so every student is on the same footing; the abbreviations slide has the full word and a picture next to each; the handout has the Turkish, Portuguese, and Spanish words for cup, spoon, level, and measure (see</w:t>
+        <w:t xml:space="preserve">ELL: the Challenge is silent by design, so every student is on the same footing; the abbreviations slide has the full word and a picture next to each; the handout has the Spanish words for cup, spoon, level, and measure (see</w:t>
       </w:r>
       <w:r>
         <w:t xml:space="preserve"> </w:t>
